--- a/manuscript/plos_one_innovation_20261017/S2_Reproducibility.docx
+++ b/manuscript/plos_one_innovation_20261017/S2_Reproducibility.docx
@@ -82,7 +82,7 @@
         <w:t xml:space="preserve">]</w:t>
       </w:r>
       <w:r>
-        <w:t xml:space="preserve">. The repository is https://github.com/jackzhu119/few-shot-mi-eeg. The original scientific snapshot is tagged paper2-plos-source-20261016, content commit f2901decfc39b2adecae13253ee4b1159a4f9a4b. The institutional-exemption update is tagged paper2-plos-ethics-20261016. The present extension starts from research-branch commit 30f23ed3c9afd271a3821fceaa99ab932bf25e5f and is supplied in manuscript/plos_one_innovation_20261017/.</w:t>
+        <w:t xml:space="preserve">. The repository is https://github.com/jackzhu119/few-shot-mi-eeg. The original scientific snapshot is tagged paper2-plos-source-20261016, content commit f2901decfc39b2adecae13253ee4b1159a4f9a4b. The historical ethics-text release is tagged paper2-plos-ethics-20261016; the present regulatory exemption statement supersedes its earlier secondary-use wording. The present extension starts from research-branch commit 30f23ed3c9afd271a3821fceaa99ab932bf25e5f and is supplied in manuscript/plos_one_innovation_20261017/.</w:t>
       </w:r>
     </w:p>
     <w:p>
@@ -1785,10 +1785,10 @@
         <w:t xml:space="preserve">]</w:t>
       </w:r>
       <w:r>
-        <w:t xml:space="preserve">. For the present secondary analysis, the author reported that the research administration office at Chongqing Medical University confirmed exemption from additional ethical review on 16 October 2026 under Article 32, item (1), of the 2023 Chinese ethics-review measures</w:t>
-      </w:r>
-      <w:r>
-        <w:t xml:space="preserve"> </w:t>
+        <w:t xml:space="preserve">. The present secondary analysis was exempt from additional ethical review under Article 32, item (1), of China’s Measures</w:t>
+      </w:r>
+      <w:r>
+        <w:t xml:space="preserve"> for Ethical Review of Life Science and Medical Research Involving Human Participants (2023) </w:t>
       </w:r>
       <w:r>
         <w:t xml:space="preserve">[</w:t>
@@ -1805,7 +1805,7 @@
         <w:t xml:space="preserve">]</w:t>
       </w:r>
       <w:r>
-        <w:t xml:space="preserve">. The confirmation carried no reference number. The institutional record and original collection ethics are kept separate.</w:t>
+        <w:t xml:space="preserve">. It used lawfully obtained publicly available data, caused no harm to participants, and did not involve sensitive personal information or commercial interests.</w:t>
       </w:r>
     </w:p>
     <w:p>
